--- a/A5/ResearchPaperLinks.docx
+++ b/A5/ResearchPaperLinks.docx
@@ -12,6 +12,7 @@
           <w:szCs w:val="32"/>
         </w:rPr>
       </w:pPr>
+      <w:bookmarkStart w:id="0" w:name="_Hlk216632158"/>
       <w:r>
         <w:rPr>
           <w:rFonts w:ascii="Times New Roman" w:hAnsi="Times New Roman" w:cs="Times New Roman"/>
@@ -77,7 +78,25 @@
           <w:sz w:val="20"/>
           <w:szCs w:val="20"/>
         </w:rPr>
-        <w:t xml:space="preserve"> (pp. 88-98). SCITEPRESS.</w:t>
+        <w:t xml:space="preserve"> (</w:t>
+      </w:r>
+      <w:proofErr w:type="gramStart"/>
+      <w:r>
+        <w:rPr>
+          <w:rFonts w:ascii="Times New Roman" w:hAnsi="Times New Roman" w:cs="Times New Roman"/>
+          <w:sz w:val="20"/>
+          <w:szCs w:val="20"/>
+        </w:rPr>
+        <w:t>pp</w:t>
+      </w:r>
+      <w:proofErr w:type="gramEnd"/>
+      <w:r>
+        <w:rPr>
+          <w:rFonts w:ascii="Times New Roman" w:hAnsi="Times New Roman" w:cs="Times New Roman"/>
+          <w:sz w:val="20"/>
+          <w:szCs w:val="20"/>
+        </w:rPr>
+        <w:t>. 88-98). SCITEPRESS.</w:t>
       </w:r>
       <w:r>
         <w:rPr>
@@ -557,7 +576,25 @@
           <w:sz w:val="20"/>
           <w:szCs w:val="20"/>
         </w:rPr>
-        <w:t>, T., Martini, A., &amp; Bosch, J. (2018). Technical debt cripples software developer productivity: A longitudinal study on developers’ daily software development work. Proceedings of the 2018 International Conference on Technical Debt, 105-114.</w:t>
+        <w:t xml:space="preserve">, T., Martini, A., &amp; Bosch, J. (2018). Technical debt </w:t>
+      </w:r>
+      <w:proofErr w:type="gramStart"/>
+      <w:r>
+        <w:rPr>
+          <w:rFonts w:ascii="Times New Roman" w:hAnsi="Times New Roman" w:cs="Times New Roman"/>
+          <w:sz w:val="20"/>
+          <w:szCs w:val="20"/>
+        </w:rPr>
+        <w:t>cripples</w:t>
+      </w:r>
+      <w:proofErr w:type="gramEnd"/>
+      <w:r>
+        <w:rPr>
+          <w:rFonts w:ascii="Times New Roman" w:hAnsi="Times New Roman" w:cs="Times New Roman"/>
+          <w:sz w:val="20"/>
+          <w:szCs w:val="20"/>
+        </w:rPr>
+        <w:t xml:space="preserve"> software developer productivity: A longitudinal study on developers’ daily software development work. Proceedings of the 2018 International Conference on Technical Debt, 105-114.</w:t>
       </w:r>
       <w:r>
         <w:rPr>
@@ -654,7 +691,25 @@
           <w:szCs w:val="20"/>
         </w:rPr>
         <w:lastRenderedPageBreak/>
-        <w:t xml:space="preserve">Sculley, D., Holt, G., Golovin, D., Davydov, E., Phillips, T., Ebner, D.,... &amp; Young, M. (2015). Hidden technical debt in machine learning systems. In </w:t>
+        <w:t xml:space="preserve">Sculley, D., Holt, G., Golovin, D., Davydov, E., Phillips, T., Ebner, </w:t>
+      </w:r>
+      <w:proofErr w:type="gramStart"/>
+      <w:r>
+        <w:rPr>
+          <w:rFonts w:ascii="Times New Roman" w:hAnsi="Times New Roman" w:cs="Times New Roman"/>
+          <w:sz w:val="20"/>
+          <w:szCs w:val="20"/>
+        </w:rPr>
+        <w:t>D.,...</w:t>
+      </w:r>
+      <w:proofErr w:type="gramEnd"/>
+      <w:r>
+        <w:rPr>
+          <w:rFonts w:ascii="Times New Roman" w:hAnsi="Times New Roman" w:cs="Times New Roman"/>
+          <w:sz w:val="20"/>
+          <w:szCs w:val="20"/>
+        </w:rPr>
+        <w:t xml:space="preserve"> &amp; Young, M. (2015). Hidden technical debt in machine learning systems. In </w:t>
       </w:r>
       <w:r>
         <w:rPr>
@@ -798,7 +853,25 @@
           <w:sz w:val="20"/>
           <w:szCs w:val="20"/>
         </w:rPr>
-        <w:t xml:space="preserve">, T., Martini, A., &amp; Bosch, J. (2018). Technical debt cripples software developer productivity: A longitudinal study on developers’ daily software development work. In </w:t>
+        <w:t xml:space="preserve">, T., Martini, A., &amp; Bosch, J. (2018). Technical debt </w:t>
+      </w:r>
+      <w:proofErr w:type="gramStart"/>
+      <w:r>
+        <w:rPr>
+          <w:rFonts w:ascii="Times New Roman" w:hAnsi="Times New Roman" w:cs="Times New Roman"/>
+          <w:sz w:val="20"/>
+          <w:szCs w:val="20"/>
+        </w:rPr>
+        <w:t>cripples</w:t>
+      </w:r>
+      <w:proofErr w:type="gramEnd"/>
+      <w:r>
+        <w:rPr>
+          <w:rFonts w:ascii="Times New Roman" w:hAnsi="Times New Roman" w:cs="Times New Roman"/>
+          <w:sz w:val="20"/>
+          <w:szCs w:val="20"/>
+        </w:rPr>
+        <w:t xml:space="preserve"> software developer productivity: A longitudinal study on developers’ daily software development work. In </w:t>
       </w:r>
       <w:r>
         <w:rPr>
@@ -1040,6 +1113,7 @@
         </w:r>
       </w:hyperlink>
     </w:p>
+    <w:bookmarkEnd w:id="0"/>
     <w:p/>
     <w:sectPr>
       <w:pgSz w:w="12240" w:h="15840"/>
@@ -1781,6 +1855,7 @@
   <w:style w:type="character" w:default="1" w:styleId="Fontdeparagrafimplicit">
     <w:name w:val="Default Paragraph Font"/>
     <w:uiPriority w:val="1"/>
+    <w:semiHidden/>
     <w:unhideWhenUsed/>
   </w:style>
   <w:style w:type="table" w:default="1" w:styleId="TabelNormal">
